--- a/docs/thesis/expert_panel/Consent_Form_ThomasWong.docx
+++ b/docs/thesis/expert_panel/Consent_Form_ThomasWong.docx
@@ -332,7 +332,7 @@
                 <w:rFonts w:ascii="Arial" w:hAnsi="Arial"/>
                 <w:sz w:val="17"/>
               </w:rPr>
-              <w:t>Former Chairman, Hong Kong Physiotherapy Association [name of body to be confirmed]</w:t>
+              <w:t>Former Chairman, [Hong Kong Physiotherapy Association — official body name and exact title to confirm]; MPhil and BSc (Hons) in Physiotherapy (Rehabilitation Science), The Hong Kong Polytechnic University</w:t>
             </w:r>
           </w:p>
         </w:tc>
